--- a/eso_la_scca.docx
+++ b/eso_la_scca.docx
@@ -10,7 +10,7 @@
         <w:t xml:space="preserve">Locally-Advanced Esophageal Squamous Cell Carcinoma</w:t>
       </w:r>
     </w:p>
-    <w:bookmarkStart w:id="20" w:name="intro-l-1"/>
+    <w:bookmarkStart w:id="9" w:name="intro-l-1"/>
     <w:p>
       <w:pPr>
         <w:pStyle w:val="Heading2"/>
@@ -45,8 +45,8 @@
         <w:t xml:space="preserve">Of course, there is no substitute for the expert opinions of your cancer care team.</w:t>
       </w:r>
     </w:p>
-    <w:bookmarkEnd w:id="20"/>
-    <w:bookmarkStart w:id="21" w:name="locally-advanced-esophageal-cancer-l-4."/>
+    <w:bookmarkEnd w:id="9"/>
+    <w:bookmarkStart w:id="10" w:name="locally-advanced-esophageal-cancer-l-4."/>
     <w:p>
       <w:pPr>
         <w:pStyle w:val="Heading2"/>
@@ -86,8 +86,8 @@
         <w:t xml:space="preserve">The topic of this video is locally-advanced squamous cell carcinoma of the esophagus. (2)</w:t>
       </w:r>
     </w:p>
-    <w:bookmarkEnd w:id="21"/>
-    <w:bookmarkStart w:id="22" w:name="Xe70b6d048f278a511092a12f83b694dd36ee32e"/>
+    <w:bookmarkEnd w:id="10"/>
+    <w:bookmarkStart w:id="11" w:name="Xe70b6d048f278a511092a12f83b694dd36ee32e"/>
     <w:p>
       <w:pPr>
         <w:pStyle w:val="Heading2"/>
@@ -104,8 +104,8 @@
         <w:t xml:space="preserve">The treatment recommended will depend upon the stage of the cancer. If you haven’t already, this may be a good time to view the video on Diagnosis and Staging.</w:t>
       </w:r>
     </w:p>
-    <w:bookmarkEnd w:id="22"/>
-    <w:bookmarkStart w:id="23" w:name="staging"/>
+    <w:bookmarkEnd w:id="11"/>
+    <w:bookmarkStart w:id="12" w:name="staging"/>
     <w:p>
       <w:pPr>
         <w:pStyle w:val="Heading2"/>
@@ -130,8 +130,8 @@
         <w:t xml:space="preserve">On the other hand, if the scans show signs of spread, this is considered Metastatic Disease or M1. (4)</w:t>
       </w:r>
     </w:p>
-    <w:bookmarkEnd w:id="23"/>
-    <w:bookmarkStart w:id="24" w:name="metastatic-disease-m1"/>
+    <w:bookmarkEnd w:id="12"/>
+    <w:bookmarkStart w:id="13" w:name="metastatic-disease-m1"/>
     <w:p>
       <w:pPr>
         <w:pStyle w:val="Heading2"/>
@@ -148,8 +148,8 @@
         <w:t xml:space="preserve">Patients with metastatic disease are best treated with chemotherapy and are generally not treated with surgery. (5)</w:t>
       </w:r>
     </w:p>
-    <w:bookmarkEnd w:id="24"/>
-    <w:bookmarkStart w:id="25" w:name="locally-advanced-esophageal-cancer-4"/>
+    <w:bookmarkEnd w:id="13"/>
+    <w:bookmarkStart w:id="14" w:name="locally-advanced-esophageal-cancer-4"/>
     <w:p>
       <w:pPr>
         <w:pStyle w:val="Heading2"/>
@@ -176,346 +176,346 @@
         <w:t xml:space="preserve">We will focus in this video on Locally-advanced cancers</w:t>
       </w:r>
     </w:p>
+    <w:bookmarkEnd w:id="14"/>
+    <w:bookmarkStart w:id="15" w:name="X54a6b7a8bcf0318e5981cc7e156805bd14aceed"/>
+    <w:p>
+      <w:pPr>
+        <w:pStyle w:val="Heading2"/>
+      </w:pPr>
+      <w:r>
+        <w:t xml:space="preserve">7 Locally-advanced Esophageal Cancer T2/3 or N+.</w:t>
+      </w:r>
+    </w:p>
+    <w:p>
+      <w:pPr>
+        <w:pStyle w:val="FirstParagraph"/>
+      </w:pPr>
+      <w:r>
+        <w:t xml:space="preserve">Locally advanced esophageal cancer has not spread to other organs in the body. Locally-advanced cancers are not only M0, but they are either T2 or T3 or node-positive. (7)</w:t>
+      </w:r>
+    </w:p>
+    <w:p>
+      <w:pPr>
+        <w:pStyle w:val="BodyText"/>
+      </w:pPr>
+      <w:r>
+        <w:t xml:space="preserve">If this terminology is not familiar to you, please refer to our video on Diagnosis and Staging. There is a link above and in the description below.</w:t>
+      </w:r>
+    </w:p>
+    <w:bookmarkEnd w:id="15"/>
+    <w:bookmarkStart w:id="16" w:name="locally-advanced-m0"/>
+    <w:p>
+      <w:pPr>
+        <w:pStyle w:val="Heading2"/>
+      </w:pPr>
+      <w:r>
+        <w:t xml:space="preserve">8 Locally-advanced: M0</w:t>
+      </w:r>
+    </w:p>
+    <w:p>
+      <w:pPr>
+        <w:pStyle w:val="FirstParagraph"/>
+      </w:pPr>
+      <w:r>
+        <w:t xml:space="preserve">Locally-advanced cancers are M0, which means there is no evidence of metastasis, or spread to other parts of the body. (8)</w:t>
+      </w:r>
+    </w:p>
+    <w:bookmarkEnd w:id="16"/>
+    <w:bookmarkStart w:id="17" w:name="adenocarcinoma-vs-squamous-cell."/>
+    <w:p>
+      <w:pPr>
+        <w:pStyle w:val="Heading2"/>
+      </w:pPr>
+      <w:r>
+        <w:t xml:space="preserve">9 Adenocarcinoma vs Squamous Cell.</w:t>
+      </w:r>
+    </w:p>
+    <w:p>
+      <w:pPr>
+        <w:pStyle w:val="FirstParagraph"/>
+      </w:pPr>
+      <w:r>
+        <w:t xml:space="preserve">To make things a bit more complicated, there are two types of esophageal cancer: Adenocarcinoma and Squamous Cell Carcinoma. The treatment of there cancers is somewhat similar, but different enough that we have prepared a video to specifically address squamous cell carcinoma. (9)</w:t>
+      </w:r>
+    </w:p>
+    <w:bookmarkEnd w:id="17"/>
+    <w:bookmarkStart w:id="18" w:name="types-of-esophageal-cancer"/>
+    <w:p>
+      <w:pPr>
+        <w:pStyle w:val="Heading2"/>
+      </w:pPr>
+      <w:r>
+        <w:t xml:space="preserve">10 Types of Esophageal Cancer</w:t>
+      </w:r>
+    </w:p>
+    <w:p>
+      <w:pPr>
+        <w:pStyle w:val="FirstParagraph"/>
+      </w:pPr>
+      <w:r>
+        <w:t xml:space="preserve">This video will focus on locally-advanced squamous cell carcinoma (10)</w:t>
+      </w:r>
+    </w:p>
+    <w:bookmarkEnd w:id="18"/>
+    <w:bookmarkStart w:id="19" w:name="why-not-just-cut-it-out"/>
+    <w:p>
+      <w:pPr>
+        <w:pStyle w:val="Heading2"/>
+      </w:pPr>
+      <w:r>
+        <w:t xml:space="preserve">11 Why not just Cut it out?</w:t>
+      </w:r>
+    </w:p>
+    <w:p>
+      <w:pPr>
+        <w:pStyle w:val="FirstParagraph"/>
+      </w:pPr>
+      <w:r>
+        <w:t xml:space="preserve">I am occasionally asked by patients why we don’t just remove esophageal cancer with surgery as the first treatment. (11)</w:t>
+      </w:r>
+    </w:p>
+    <w:p>
+      <w:pPr>
+        <w:pStyle w:val="BodyText"/>
+      </w:pPr>
+      <w:r>
+        <w:t xml:space="preserve">The answer is a bit complex.</w:t>
+      </w:r>
+    </w:p>
+    <w:bookmarkEnd w:id="19"/>
+    <w:bookmarkStart w:id="20" w:name="section"/>
+    <w:p>
+      <w:pPr>
+        <w:pStyle w:val="Heading2"/>
+      </w:pPr>
+      <w:r>
+        <w:t xml:space="preserve">12</w:t>
+      </w:r>
+      <w:r>
+        <w:t xml:space="preserve"> </w:t>
+      </w:r>
+    </w:p>
+    <w:p>
+      <w:pPr>
+        <w:pStyle w:val="FirstParagraph"/>
+      </w:pPr>
+      <w:r>
+        <w:t xml:space="preserve">When a patient is diagnosed with cancer of the esophagus or gastroesophageal junction, it can look like the cancer is confimed to the esophagus. (12)</w:t>
+      </w:r>
+    </w:p>
+    <w:bookmarkEnd w:id="20"/>
+    <w:bookmarkStart w:id="21" w:name="esophageal-cancer-with-fingers"/>
+    <w:p>
+      <w:pPr>
+        <w:pStyle w:val="Heading2"/>
+      </w:pPr>
+      <w:r>
+        <w:t xml:space="preserve">13 &lt;esophageal cancer with</w:t>
+      </w:r>
+      <w:r>
+        <w:t xml:space="preserve"> </w:t>
+      </w:r>
+      <w:r>
+        <w:t xml:space="preserve">‘fingers’</w:t>
+      </w:r>
+      <w:r>
+        <w:t xml:space="preserve">&gt;</w:t>
+      </w:r>
+    </w:p>
+    <w:p>
+      <w:pPr>
+        <w:pStyle w:val="FirstParagraph"/>
+      </w:pPr>
+      <w:r>
+        <w:t xml:space="preserve">what we see from inside the esophagus is just the tip of the iceberg.</w:t>
+      </w:r>
+    </w:p>
+    <w:p>
+      <w:pPr>
+        <w:pStyle w:val="BodyText"/>
+      </w:pPr>
+      <w:r>
+        <w:t xml:space="preserve">There is frequently spread of cancer cells into the nearby tissue or lymph nodes (13)</w:t>
+      </w:r>
+    </w:p>
+    <w:bookmarkEnd w:id="21"/>
+    <w:bookmarkStart w:id="22" w:name="section-1"/>
+    <w:p>
+      <w:pPr>
+        <w:pStyle w:val="Heading2"/>
+      </w:pPr>
+      <w:r>
+        <w:t xml:space="preserve">14</w:t>
+      </w:r>
+      <w:r>
+        <w:t xml:space="preserve"> </w:t>
+      </w:r>
+    </w:p>
+    <w:p>
+      <w:pPr>
+        <w:pStyle w:val="FirstParagraph"/>
+      </w:pPr>
+      <w:r>
+        <w:t xml:space="preserve">If surgery is performed as the only therapy for locally-advanced cancer, (14)</w:t>
+      </w:r>
+    </w:p>
+    <w:bookmarkEnd w:id="22"/>
+    <w:bookmarkStart w:id="23" w:name="section-2"/>
+    <w:p>
+      <w:pPr>
+        <w:pStyle w:val="Heading2"/>
+      </w:pPr>
+      <w:r>
+        <w:t xml:space="preserve">15</w:t>
+      </w:r>
+      <w:r>
+        <w:t xml:space="preserve"> </w:t>
+      </w:r>
+    </w:p>
+    <w:p>
+      <w:pPr>
+        <w:pStyle w:val="FirstParagraph"/>
+      </w:pPr>
+      <w:r>
+        <w:t xml:space="preserve">there is a risk that cancer cells can be left behind (15)</w:t>
+      </w:r>
+    </w:p>
+    <w:bookmarkEnd w:id="23"/>
+    <w:bookmarkStart w:id="24" w:name="locally-advanced"/>
+    <w:p>
+      <w:pPr>
+        <w:pStyle w:val="Heading2"/>
+      </w:pPr>
+      <w:r>
+        <w:t xml:space="preserve">16 Locally Advanced</w:t>
+      </w:r>
+    </w:p>
+    <w:p>
+      <w:pPr>
+        <w:pStyle w:val="FirstParagraph"/>
+      </w:pPr>
+      <w:r>
+        <w:t xml:space="preserve">Preoperative therapy is administered before surgery And is designed to shrink the tumor (16)</w:t>
+      </w:r>
+    </w:p>
+    <w:bookmarkEnd w:id="24"/>
+    <w:bookmarkStart w:id="25" w:name="locally-advanced-1"/>
+    <w:p>
+      <w:pPr>
+        <w:pStyle w:val="Heading2"/>
+      </w:pPr>
+      <w:r>
+        <w:t xml:space="preserve">17 Locally Advanced</w:t>
+      </w:r>
+    </w:p>
+    <w:p>
+      <w:pPr>
+        <w:pStyle w:val="FirstParagraph"/>
+      </w:pPr>
+      <w:r>
+        <w:t xml:space="preserve">and kill cancer cells in the surrounding area</w:t>
+      </w:r>
+    </w:p>
+    <w:p>
+      <w:pPr>
+        <w:pStyle w:val="BodyText"/>
+      </w:pPr>
+      <w:r>
+        <w:t xml:space="preserve">This therapy typically involves chemotherapy (17)</w:t>
+      </w:r>
+    </w:p>
     <w:bookmarkEnd w:id="25"/>
-    <w:bookmarkStart w:id="26" w:name="X54a6b7a8bcf0318e5981cc7e156805bd14aceed"/>
-    <w:p>
-      <w:pPr>
-        <w:pStyle w:val="Heading2"/>
-      </w:pPr>
-      <w:r>
-        <w:t xml:space="preserve">7 Locally-advanced Esophageal Cancer T2/3 or N+.</w:t>
-      </w:r>
-    </w:p>
-    <w:p>
-      <w:pPr>
-        <w:pStyle w:val="FirstParagraph"/>
-      </w:pPr>
-      <w:r>
-        <w:t xml:space="preserve">Locally advanced esophageal cancer has not spread to other organs in the body. Locally-advanced cancers are not only M0, but they are either T2 or T3 or node-positive. (7)</w:t>
-      </w:r>
-    </w:p>
-    <w:p>
-      <w:pPr>
-        <w:pStyle w:val="BodyText"/>
-      </w:pPr>
-      <w:r>
-        <w:t xml:space="preserve">If this terminology is not familiar to you, please refer to our video on Diagnosis and Staging. There is a link above and in the description below.</w:t>
+    <w:bookmarkStart w:id="26" w:name="locally-advanced-2"/>
+    <w:p>
+      <w:pPr>
+        <w:pStyle w:val="Heading2"/>
+      </w:pPr>
+      <w:r>
+        <w:t xml:space="preserve">18 Locally Advanced</w:t>
+      </w:r>
+    </w:p>
+    <w:p>
+      <w:pPr>
+        <w:pStyle w:val="FirstParagraph"/>
+      </w:pPr>
+      <w:r>
+        <w:t xml:space="preserve">and may involve radiation (18)</w:t>
       </w:r>
     </w:p>
     <w:bookmarkEnd w:id="26"/>
-    <w:bookmarkStart w:id="27" w:name="locally-advanced-m0"/>
-    <w:p>
-      <w:pPr>
-        <w:pStyle w:val="Heading2"/>
-      </w:pPr>
-      <w:r>
-        <w:t xml:space="preserve">8 Locally-advanced: M0</w:t>
-      </w:r>
-    </w:p>
-    <w:p>
-      <w:pPr>
-        <w:pStyle w:val="FirstParagraph"/>
-      </w:pPr>
-      <w:r>
-        <w:t xml:space="preserve">Locally-advanced cancers are M0, which means there is no evidence of metastasis, or spread to other parts of the body. (8)</w:t>
+    <w:bookmarkStart w:id="27" w:name="locally-advanced-3"/>
+    <w:p>
+      <w:pPr>
+        <w:pStyle w:val="Heading2"/>
+      </w:pPr>
+      <w:r>
+        <w:t xml:space="preserve">19 Locally Advanced</w:t>
+      </w:r>
+    </w:p>
+    <w:p>
+      <w:pPr>
+        <w:pStyle w:val="FirstParagraph"/>
+      </w:pPr>
+      <w:r>
+        <w:t xml:space="preserve">The overall goal is shrinking the tumor and killing nearby cancer cells, to make the surgery more effective (19)</w:t>
       </w:r>
     </w:p>
     <w:bookmarkEnd w:id="27"/>
-    <w:bookmarkStart w:id="28" w:name="adenocarcinoma-vs-squamous-cell."/>
-    <w:p>
-      <w:pPr>
-        <w:pStyle w:val="Heading2"/>
-      </w:pPr>
-      <w:r>
-        <w:t xml:space="preserve">9 Adenocarcinoma vs Squamous Cell.</w:t>
-      </w:r>
-    </w:p>
-    <w:p>
-      <w:pPr>
-        <w:pStyle w:val="FirstParagraph"/>
-      </w:pPr>
-      <w:r>
-        <w:t xml:space="preserve">To make things a bit more complicated, there are two types of esophageal cancer: Adenocarcinoma and Squamous Cell Carcinoma. The treatment of there cancers is somewhat similar, but different enough that we have prepared a video to specifically address squamous cell carcinoma. (9)</w:t>
+    <w:bookmarkStart w:id="28" w:name="surgery"/>
+    <w:p>
+      <w:pPr>
+        <w:pStyle w:val="Heading2"/>
+      </w:pPr>
+      <w:r>
+        <w:t xml:space="preserve">20 Surgery</w:t>
+      </w:r>
+    </w:p>
+    <w:p>
+      <w:pPr>
+        <w:pStyle w:val="FirstParagraph"/>
+      </w:pPr>
+      <w:r>
+        <w:t xml:space="preserve">After preoperative therapy has shrunk the tumor and any other cancer cells, surgery can be performed</w:t>
       </w:r>
     </w:p>
     <w:bookmarkEnd w:id="28"/>
-    <w:bookmarkStart w:id="29" w:name="types-of-esophageal-cancer"/>
-    <w:p>
-      <w:pPr>
-        <w:pStyle w:val="Heading2"/>
-      </w:pPr>
-      <w:r>
-        <w:t xml:space="preserve">10 Types of Esophageal Cancer</w:t>
-      </w:r>
-    </w:p>
-    <w:p>
-      <w:pPr>
-        <w:pStyle w:val="FirstParagraph"/>
-      </w:pPr>
-      <w:r>
-        <w:t xml:space="preserve">This video will focus on locally-advanced squamous cell carcinoma (10)</w:t>
+    <w:bookmarkStart w:id="29" w:name="post-surgery"/>
+    <w:p>
+      <w:pPr>
+        <w:pStyle w:val="Heading2"/>
+      </w:pPr>
+      <w:r>
+        <w:t xml:space="preserve">21 Post Surgery</w:t>
+      </w:r>
+    </w:p>
+    <w:p>
+      <w:pPr>
+        <w:pStyle w:val="FirstParagraph"/>
+      </w:pPr>
+      <w:r>
+        <w:t xml:space="preserve">Preoperative therapy combined with surgery offers the best chance to remove all of the cancer, without leaving any behind (21)</w:t>
       </w:r>
     </w:p>
     <w:bookmarkEnd w:id="29"/>
-    <w:bookmarkStart w:id="30" w:name="why-not-just-cut-it-out"/>
-    <w:p>
-      <w:pPr>
-        <w:pStyle w:val="Heading2"/>
-      </w:pPr>
-      <w:r>
-        <w:t xml:space="preserve">11 Why not just Cut it out?</w:t>
-      </w:r>
-    </w:p>
-    <w:p>
-      <w:pPr>
-        <w:pStyle w:val="FirstParagraph"/>
-      </w:pPr>
-      <w:r>
-        <w:t xml:space="preserve">I am occasionally asked by patients why we don’t just remove esophageal cancer with surgery as the first treatment. (11)</w:t>
-      </w:r>
-    </w:p>
-    <w:p>
-      <w:pPr>
-        <w:pStyle w:val="BodyText"/>
-      </w:pPr>
-      <w:r>
-        <w:t xml:space="preserve">The answer is a bit complex.</w:t>
+    <w:bookmarkStart w:id="30" w:name="post-surgery-and-reconstruction"/>
+    <w:p>
+      <w:pPr>
+        <w:pStyle w:val="Heading2"/>
+      </w:pPr>
+      <w:r>
+        <w:t xml:space="preserve">22 Post Surgery and Reconstruction</w:t>
+      </w:r>
+    </w:p>
+    <w:p>
+      <w:pPr>
+        <w:pStyle w:val="FirstParagraph"/>
+      </w:pPr>
+      <w:r>
+        <w:t xml:space="preserve">…without leaving any cancer cells behind (22)</w:t>
       </w:r>
     </w:p>
     <w:bookmarkEnd w:id="30"/>
-    <w:bookmarkStart w:id="31" w:name="section"/>
-    <w:p>
-      <w:pPr>
-        <w:pStyle w:val="Heading2"/>
-      </w:pPr>
-      <w:r>
-        <w:t xml:space="preserve">12</w:t>
-      </w:r>
-      <w:r>
-        <w:t xml:space="preserve"> </w:t>
-      </w:r>
-    </w:p>
-    <w:p>
-      <w:pPr>
-        <w:pStyle w:val="FirstParagraph"/>
-      </w:pPr>
-      <w:r>
-        <w:t xml:space="preserve">When a patient is diagnosed with cancer of the esophagus or gastroesophageal junction, it can look like the cancer is confimed to the esophagus. (12)</w:t>
-      </w:r>
-    </w:p>
-    <w:bookmarkEnd w:id="31"/>
-    <w:bookmarkStart w:id="32" w:name="esophageal-cancer-with-fingers"/>
-    <w:p>
-      <w:pPr>
-        <w:pStyle w:val="Heading2"/>
-      </w:pPr>
-      <w:r>
-        <w:t xml:space="preserve">13 &lt;esophageal cancer with</w:t>
-      </w:r>
-      <w:r>
-        <w:t xml:space="preserve"> </w:t>
-      </w:r>
-      <w:r>
-        <w:t xml:space="preserve">‘fingers’</w:t>
-      </w:r>
-      <w:r>
-        <w:t xml:space="preserve">&gt;</w:t>
-      </w:r>
-    </w:p>
-    <w:p>
-      <w:pPr>
-        <w:pStyle w:val="FirstParagraph"/>
-      </w:pPr>
-      <w:r>
-        <w:t xml:space="preserve">what we see from inside the esophagus is just the tip of the iceberg.</w:t>
-      </w:r>
-    </w:p>
-    <w:p>
-      <w:pPr>
-        <w:pStyle w:val="BodyText"/>
-      </w:pPr>
-      <w:r>
-        <w:t xml:space="preserve">There is frequently spread of cancer cells into the nearby tissue or lymph nodes (13)</w:t>
-      </w:r>
-    </w:p>
-    <w:bookmarkEnd w:id="32"/>
-    <w:bookmarkStart w:id="33" w:name="section-1"/>
-    <w:p>
-      <w:pPr>
-        <w:pStyle w:val="Heading2"/>
-      </w:pPr>
-      <w:r>
-        <w:t xml:space="preserve">14</w:t>
-      </w:r>
-      <w:r>
-        <w:t xml:space="preserve"> </w:t>
-      </w:r>
-    </w:p>
-    <w:p>
-      <w:pPr>
-        <w:pStyle w:val="FirstParagraph"/>
-      </w:pPr>
-      <w:r>
-        <w:t xml:space="preserve">If surgery is performed as the only therapy for locally-advanced cancer, (14)</w:t>
-      </w:r>
-    </w:p>
-    <w:bookmarkEnd w:id="33"/>
-    <w:bookmarkStart w:id="34" w:name="section-2"/>
-    <w:p>
-      <w:pPr>
-        <w:pStyle w:val="Heading2"/>
-      </w:pPr>
-      <w:r>
-        <w:t xml:space="preserve">15</w:t>
-      </w:r>
-      <w:r>
-        <w:t xml:space="preserve"> </w:t>
-      </w:r>
-    </w:p>
-    <w:p>
-      <w:pPr>
-        <w:pStyle w:val="FirstParagraph"/>
-      </w:pPr>
-      <w:r>
-        <w:t xml:space="preserve">there is a risk that cancer cells can be left behind (15)</w:t>
-      </w:r>
-    </w:p>
-    <w:bookmarkEnd w:id="34"/>
-    <w:bookmarkStart w:id="35" w:name="locally-advanced"/>
-    <w:p>
-      <w:pPr>
-        <w:pStyle w:val="Heading2"/>
-      </w:pPr>
-      <w:r>
-        <w:t xml:space="preserve">16 Locally Advanced</w:t>
-      </w:r>
-    </w:p>
-    <w:p>
-      <w:pPr>
-        <w:pStyle w:val="FirstParagraph"/>
-      </w:pPr>
-      <w:r>
-        <w:t xml:space="preserve">Preoperative therapy is administered before surgery And is designed to shrink the tumor (16)</w:t>
-      </w:r>
-    </w:p>
-    <w:bookmarkEnd w:id="35"/>
-    <w:bookmarkStart w:id="36" w:name="locally-advanced-1"/>
-    <w:p>
-      <w:pPr>
-        <w:pStyle w:val="Heading2"/>
-      </w:pPr>
-      <w:r>
-        <w:t xml:space="preserve">17 Locally Advanced</w:t>
-      </w:r>
-    </w:p>
-    <w:p>
-      <w:pPr>
-        <w:pStyle w:val="FirstParagraph"/>
-      </w:pPr>
-      <w:r>
-        <w:t xml:space="preserve">and kill cancer cells in the surrounding area</w:t>
-      </w:r>
-    </w:p>
-    <w:p>
-      <w:pPr>
-        <w:pStyle w:val="BodyText"/>
-      </w:pPr>
-      <w:r>
-        <w:t xml:space="preserve">This therapy typically involves chemotherapy (17)</w:t>
-      </w:r>
-    </w:p>
-    <w:bookmarkEnd w:id="36"/>
-    <w:bookmarkStart w:id="37" w:name="locally-advanced-2"/>
-    <w:p>
-      <w:pPr>
-        <w:pStyle w:val="Heading2"/>
-      </w:pPr>
-      <w:r>
-        <w:t xml:space="preserve">18 Locally Advanced</w:t>
-      </w:r>
-    </w:p>
-    <w:p>
-      <w:pPr>
-        <w:pStyle w:val="FirstParagraph"/>
-      </w:pPr>
-      <w:r>
-        <w:t xml:space="preserve">and may involve radiation (18)</w:t>
-      </w:r>
-    </w:p>
-    <w:bookmarkEnd w:id="37"/>
-    <w:bookmarkStart w:id="38" w:name="locally-advanced-3"/>
-    <w:p>
-      <w:pPr>
-        <w:pStyle w:val="Heading2"/>
-      </w:pPr>
-      <w:r>
-        <w:t xml:space="preserve">19 Locally Advanced</w:t>
-      </w:r>
-    </w:p>
-    <w:p>
-      <w:pPr>
-        <w:pStyle w:val="FirstParagraph"/>
-      </w:pPr>
-      <w:r>
-        <w:t xml:space="preserve">The overall goal is shrinking the tumor and killing nearby cancer cells, to make the surgery more effective (19)</w:t>
-      </w:r>
-    </w:p>
-    <w:bookmarkEnd w:id="38"/>
-    <w:bookmarkStart w:id="39" w:name="surgery"/>
-    <w:p>
-      <w:pPr>
-        <w:pStyle w:val="Heading2"/>
-      </w:pPr>
-      <w:r>
-        <w:t xml:space="preserve">20 Surgery</w:t>
-      </w:r>
-    </w:p>
-    <w:p>
-      <w:pPr>
-        <w:pStyle w:val="FirstParagraph"/>
-      </w:pPr>
-      <w:r>
-        <w:t xml:space="preserve">After preoperative therapy has shrunk the tumor and any other cancer cells, surgery can be performed</w:t>
-      </w:r>
-    </w:p>
-    <w:bookmarkEnd w:id="39"/>
-    <w:bookmarkStart w:id="40" w:name="post-surgery"/>
-    <w:p>
-      <w:pPr>
-        <w:pStyle w:val="Heading2"/>
-      </w:pPr>
-      <w:r>
-        <w:t xml:space="preserve">21 Post Surgery</w:t>
-      </w:r>
-    </w:p>
-    <w:p>
-      <w:pPr>
-        <w:pStyle w:val="FirstParagraph"/>
-      </w:pPr>
-      <w:r>
-        <w:t xml:space="preserve">Preoperative therapy combined with surgery offers the best chance to remove all of the cancer, without leaving any behind (21)</w:t>
-      </w:r>
-    </w:p>
-    <w:bookmarkEnd w:id="40"/>
-    <w:bookmarkStart w:id="41" w:name="post-surgery-and-reconstruction"/>
-    <w:p>
-      <w:pPr>
-        <w:pStyle w:val="Heading2"/>
-      </w:pPr>
-      <w:r>
-        <w:t xml:space="preserve">22 Post Surgery and Reconstruction</w:t>
-      </w:r>
-    </w:p>
-    <w:p>
-      <w:pPr>
-        <w:pStyle w:val="FirstParagraph"/>
-      </w:pPr>
-      <w:r>
-        <w:t xml:space="preserve">…without leaving any cancer cells behind (22)</w:t>
-      </w:r>
-    </w:p>
-    <w:bookmarkEnd w:id="41"/>
-    <w:bookmarkStart w:id="42" w:name="preoperative-therapy-4"/>
+    <w:bookmarkStart w:id="31" w:name="preoperative-therapy-4"/>
     <w:p>
       <w:pPr>
         <w:pStyle w:val="Heading2"/>
@@ -570,8 +570,8 @@
         <w:t xml:space="preserve">Leads to better cancer control than surgery alone (23)</w:t>
       </w:r>
     </w:p>
-    <w:bookmarkEnd w:id="42"/>
-    <w:bookmarkStart w:id="43" w:name="neoadjuvant"/>
+    <w:bookmarkEnd w:id="31"/>
+    <w:bookmarkStart w:id="32" w:name="neoadjuvant"/>
     <w:p>
       <w:pPr>
         <w:pStyle w:val="Heading2"/>
@@ -600,8 +600,8 @@
         <w:t xml:space="preserve">(24)</w:t>
       </w:r>
     </w:p>
-    <w:bookmarkEnd w:id="43"/>
-    <w:bookmarkStart w:id="44" w:name="preop-therapy"/>
+    <w:bookmarkEnd w:id="32"/>
+    <w:bookmarkStart w:id="33" w:name="preop-therapy"/>
     <w:p>
       <w:pPr>
         <w:pStyle w:val="Heading2"/>
@@ -618,8 +618,8 @@
         <w:t xml:space="preserve">For squamous cell carcinoma, chemotherapy and radiation are delivered at the same time before surgery (25)</w:t>
       </w:r>
     </w:p>
-    <w:bookmarkEnd w:id="44"/>
-    <w:bookmarkStart w:id="45" w:name="chemotherapy-radiation---surgery"/>
+    <w:bookmarkEnd w:id="33"/>
+    <w:bookmarkStart w:id="34" w:name="chemotherapy-radiation---surgery"/>
     <w:p>
       <w:pPr>
         <w:pStyle w:val="Heading2"/>
@@ -680,8 +680,8 @@
         <w:t xml:space="preserve">treatment regimen (26)</w:t>
       </w:r>
     </w:p>
-    <w:bookmarkEnd w:id="45"/>
-    <w:bookmarkStart w:id="46" w:name="chemotherapy-radiation---surgery-1"/>
+    <w:bookmarkEnd w:id="34"/>
+    <w:bookmarkStart w:id="35" w:name="chemotherapy-radiation---surgery-1"/>
     <w:p>
       <w:pPr>
         <w:pStyle w:val="Heading2"/>
@@ -722,8 +722,8 @@
         <w:t xml:space="preserve">Low blood counts are also uncommon, and occur in about 7% of cases</w:t>
       </w:r>
     </w:p>
-    <w:bookmarkEnd w:id="46"/>
-    <w:bookmarkStart w:id="47" w:name="radiation-esophagitis"/>
+    <w:bookmarkEnd w:id="35"/>
+    <w:bookmarkStart w:id="36" w:name="radiation-esophagitis"/>
     <w:p>
       <w:pPr>
         <w:pStyle w:val="Heading2"/>
@@ -748,8 +748,8 @@
         <w:t xml:space="preserve">This can make eating more uncomfortable during the last two weeks of radiation (28)</w:t>
       </w:r>
     </w:p>
-    <w:bookmarkEnd w:id="47"/>
-    <w:bookmarkStart w:id="48" w:name="radiation-esophagitis-1"/>
+    <w:bookmarkEnd w:id="36"/>
+    <w:bookmarkStart w:id="37" w:name="radiation-esophagitis-1"/>
     <w:p>
       <w:pPr>
         <w:pStyle w:val="Heading2"/>
@@ -766,8 +766,8 @@
         <w:t xml:space="preserve">The good news is that this is temporarily and usually resolves within 2 or 3 weeks after the radiation is completed. (29)</w:t>
       </w:r>
     </w:p>
-    <w:bookmarkEnd w:id="48"/>
-    <w:bookmarkStart w:id="49" w:name="radiation-esophagitis-2"/>
+    <w:bookmarkEnd w:id="37"/>
+    <w:bookmarkStart w:id="38" w:name="radiation-esophagitis-2"/>
     <w:p>
       <w:pPr>
         <w:pStyle w:val="Heading2"/>
@@ -784,8 +784,8 @@
         <w:t xml:space="preserve">What this may mean, however, is placement of a temporary feedindg tube may be needed. (30)</w:t>
       </w:r>
     </w:p>
-    <w:bookmarkEnd w:id="49"/>
-    <w:bookmarkStart w:id="50" w:name="radiation-esophagitis-3"/>
+    <w:bookmarkEnd w:id="38"/>
+    <w:bookmarkStart w:id="39" w:name="radiation-esophagitis-3"/>
     <w:p>
       <w:pPr>
         <w:pStyle w:val="Heading2"/>
@@ -802,8 +802,8 @@
         <w:t xml:space="preserve">The feeding tube can usually be removed 2-3 weeks after the end of radiation, as the cancer shrinks and the inflammation subsides (31)</w:t>
       </w:r>
     </w:p>
-    <w:bookmarkEnd w:id="50"/>
-    <w:bookmarkStart w:id="51" w:name="chemo-radiation---surgery-2"/>
+    <w:bookmarkEnd w:id="39"/>
+    <w:bookmarkStart w:id="40" w:name="chemo-radiation---surgery-2"/>
     <w:p>
       <w:pPr>
         <w:pStyle w:val="Heading2"/>
@@ -838,8 +838,8 @@
         <w:t xml:space="preserve">Surgery is typically performed 6-8 weeks after the end of radiation, as soon as patients have recovered. (32)</w:t>
       </w:r>
     </w:p>
-    <w:bookmarkEnd w:id="51"/>
-    <w:bookmarkStart w:id="52" w:name="chemo-radiation---surgery"/>
+    <w:bookmarkEnd w:id="40"/>
+    <w:bookmarkStart w:id="41" w:name="chemo-radiation---surgery"/>
     <w:p>
       <w:pPr>
         <w:pStyle w:val="Heading2"/>
@@ -872,8 +872,8 @@
         <w:t xml:space="preserve">In some cases, the pathologist doesn’t find any cancer that looks alive. (33)</w:t>
       </w:r>
     </w:p>
-    <w:bookmarkEnd w:id="52"/>
-    <w:bookmarkStart w:id="53" w:name="chemo-radiation---surgery-1"/>
+    <w:bookmarkEnd w:id="41"/>
+    <w:bookmarkStart w:id="42" w:name="chemo-radiation---surgery-1"/>
     <w:p>
       <w:pPr>
         <w:pStyle w:val="Heading2"/>
@@ -906,8 +906,8 @@
         <w:t xml:space="preserve">In some cases, the pathologist doesn’t find any cancer that looks alive. (34)</w:t>
       </w:r>
     </w:p>
-    <w:bookmarkEnd w:id="53"/>
-    <w:bookmarkStart w:id="54" w:name="chemo-radiation---surgery-3"/>
+    <w:bookmarkEnd w:id="42"/>
+    <w:bookmarkStart w:id="43" w:name="chemo-radiation---surgery-3"/>
     <w:p>
       <w:pPr>
         <w:pStyle w:val="Heading2"/>
@@ -924,8 +924,8 @@
         <w:t xml:space="preserve">In about half the cases of patients treated with chemotherapy and radiation, followed by surgery, the pathologist does not find any evidence of live cancer cells in the specimen (35)</w:t>
       </w:r>
     </w:p>
-    <w:bookmarkEnd w:id="54"/>
-    <w:bookmarkStart w:id="55" w:name="chemo-radiation---surgery-4"/>
+    <w:bookmarkEnd w:id="43"/>
+    <w:bookmarkStart w:id="44" w:name="chemo-radiation---surgery-4"/>
     <w:p>
       <w:pPr>
         <w:pStyle w:val="Heading2"/>
@@ -942,8 +942,8 @@
         <w:t xml:space="preserve">In these cases, the cancer was probably cured by the chemotherapy + radiation alone (36)</w:t>
       </w:r>
     </w:p>
-    <w:bookmarkEnd w:id="55"/>
-    <w:bookmarkStart w:id="56" w:name="chemo-radiation"/>
+    <w:bookmarkEnd w:id="44"/>
+    <w:bookmarkStart w:id="45" w:name="chemo-radiation"/>
     <w:p>
       <w:pPr>
         <w:pStyle w:val="Heading2"/>
@@ -992,8 +992,8 @@
         <w:t xml:space="preserve">in about half of cases. (37)</w:t>
       </w:r>
     </w:p>
-    <w:bookmarkEnd w:id="56"/>
-    <w:bookmarkStart w:id="57" w:name="chemo-radiation-1"/>
+    <w:bookmarkEnd w:id="45"/>
+    <w:bookmarkStart w:id="46" w:name="chemo-radiation-1"/>
     <w:p>
       <w:pPr>
         <w:pStyle w:val="Heading2"/>
@@ -1010,8 +1010,8 @@
         <w:t xml:space="preserve">It can be hard to know for certain who is cured immediately after the chemotherapy and radiation are finished (38)</w:t>
       </w:r>
     </w:p>
-    <w:bookmarkEnd w:id="57"/>
-    <w:bookmarkStart w:id="58" w:name="chemo-radiation-2"/>
+    <w:bookmarkEnd w:id="46"/>
+    <w:bookmarkStart w:id="47" w:name="chemo-radiation-2"/>
     <w:p>
       <w:pPr>
         <w:pStyle w:val="Heading2"/>
@@ -1028,8 +1028,8 @@
         <w:t xml:space="preserve">The decision-making about what to do after chemotherapy and radiation is made more complicated by the fact that it’s hard to know for certain who is cured immediately after chemotherapy and radiation is finished. (39)</w:t>
       </w:r>
     </w:p>
-    <w:bookmarkEnd w:id="58"/>
-    <w:bookmarkStart w:id="59" w:name="chemo-radiation---surveillance"/>
+    <w:bookmarkEnd w:id="47"/>
+    <w:bookmarkStart w:id="48" w:name="chemo-radiation---surveillance"/>
     <w:p>
       <w:pPr>
         <w:pStyle w:val="Heading2"/>
@@ -1046,8 +1046,8 @@
         <w:t xml:space="preserve">The first step is to repeat the upper endoscopy (or EGD) and the scans after the completion of chemotherapy and radiation to look for evidence of persistent cancer what wasn’t killed by the therapy (40)</w:t>
       </w:r>
     </w:p>
-    <w:bookmarkEnd w:id="59"/>
-    <w:bookmarkStart w:id="60" w:name="chemo-radiation---surveillance-1"/>
+    <w:bookmarkEnd w:id="48"/>
+    <w:bookmarkStart w:id="49" w:name="chemo-radiation---surveillance-1"/>
     <w:p>
       <w:pPr>
         <w:pStyle w:val="Heading2"/>
@@ -1064,8 +1064,8 @@
         <w:t xml:space="preserve">These tests will result in one of two answers: Either there is no visible cancer found, or persistent cancer is found by either endoscopy (EGD) or on scans (41)</w:t>
       </w:r>
     </w:p>
-    <w:bookmarkEnd w:id="60"/>
-    <w:bookmarkStart w:id="61" w:name="chemo-radiation---surveillance-2"/>
+    <w:bookmarkEnd w:id="49"/>
+    <w:bookmarkStart w:id="50" w:name="chemo-radiation---surveillance-2"/>
     <w:p>
       <w:pPr>
         <w:pStyle w:val="Heading2"/>
@@ -1082,8 +1082,8 @@
         <w:t xml:space="preserve">In most cases, about 80%, no visible cancer is found, and in 20%, there is evidence of persistent cancer. (42)</w:t>
       </w:r>
     </w:p>
-    <w:bookmarkEnd w:id="61"/>
-    <w:bookmarkStart w:id="62" w:name="chemo-radiation---surveillance-3"/>
+    <w:bookmarkEnd w:id="50"/>
+    <w:bookmarkStart w:id="51" w:name="chemo-radiation---surveillance-3"/>
     <w:p>
       <w:pPr>
         <w:pStyle w:val="Heading2"/>
@@ -1100,8 +1100,8 @@
         <w:t xml:space="preserve">Patients with persistent disease after chemotherapy and radiation are often candidates for surgery (43)</w:t>
       </w:r>
     </w:p>
-    <w:bookmarkEnd w:id="62"/>
-    <w:bookmarkStart w:id="63" w:name="chemo-radiation---surveillance-4"/>
+    <w:bookmarkEnd w:id="51"/>
+    <w:bookmarkStart w:id="52" w:name="chemo-radiation---surveillance-4"/>
     <w:p>
       <w:pPr>
         <w:pStyle w:val="Heading2"/>
@@ -1134,8 +1134,8 @@
         <w:t xml:space="preserve">which will eventually grow back over time (44)</w:t>
       </w:r>
     </w:p>
-    <w:bookmarkEnd w:id="63"/>
-    <w:bookmarkStart w:id="64" w:name="chemo-radiation---surveillance-5"/>
+    <w:bookmarkEnd w:id="52"/>
+    <w:bookmarkStart w:id="53" w:name="chemo-radiation---surveillance-5"/>
     <w:p>
       <w:pPr>
         <w:pStyle w:val="Heading2"/>
@@ -1152,8 +1152,8 @@
         <w:t xml:space="preserve">Those patients who initially have no visible cancer, in whom the cancer later regrows, are candidates for surgery. (45)</w:t>
       </w:r>
     </w:p>
-    <w:bookmarkEnd w:id="64"/>
-    <w:bookmarkStart w:id="65" w:name="active-surveillance"/>
+    <w:bookmarkEnd w:id="53"/>
+    <w:bookmarkStart w:id="54" w:name="active-surveillance"/>
     <w:p>
       <w:pPr>
         <w:pStyle w:val="Heading2"/>
@@ -1178,8 +1178,8 @@
         <w:t xml:space="preserve">The strategy is call Active Surveillance. (46)</w:t>
       </w:r>
     </w:p>
-    <w:bookmarkEnd w:id="65"/>
-    <w:bookmarkStart w:id="66" w:name="chemo-radiation---surveillance-6"/>
+    <w:bookmarkEnd w:id="54"/>
+    <w:bookmarkStart w:id="55" w:name="chemo-radiation---surveillance-6"/>
     <w:p>
       <w:pPr>
         <w:pStyle w:val="Heading2"/>
@@ -1204,8 +1204,8 @@
         <w:t xml:space="preserve">The strategy is call Active Surveillance. (46)</w:t>
       </w:r>
     </w:p>
-    <w:bookmarkEnd w:id="66"/>
-    <w:bookmarkStart w:id="67" w:name="active-surveillance-1"/>
+    <w:bookmarkEnd w:id="55"/>
+    <w:bookmarkStart w:id="56" w:name="active-surveillance-1"/>
     <w:p>
       <w:pPr>
         <w:pStyle w:val="Heading2"/>
@@ -1222,8 +1222,8 @@
         <w:t xml:space="preserve">Patients who have no visible cancer after chemotherapy and radiation have an endoscopy every 3 to 4 months for the next 2 years (47)</w:t>
       </w:r>
     </w:p>
-    <w:bookmarkEnd w:id="67"/>
-    <w:bookmarkStart w:id="68" w:name="active-surveillance-2"/>
+    <w:bookmarkEnd w:id="56"/>
+    <w:bookmarkStart w:id="57" w:name="active-surveillance-2"/>
     <w:p>
       <w:pPr>
         <w:pStyle w:val="Heading2"/>
@@ -1240,8 +1240,8 @@
         <w:t xml:space="preserve">As long as no evidence of recurrence is found (48)</w:t>
       </w:r>
     </w:p>
-    <w:bookmarkEnd w:id="68"/>
-    <w:bookmarkStart w:id="69" w:name="active-surveillance-3"/>
+    <w:bookmarkEnd w:id="57"/>
+    <w:bookmarkStart w:id="58" w:name="active-surveillance-3"/>
     <w:p>
       <w:pPr>
         <w:pStyle w:val="Heading2"/>
@@ -1258,8 +1258,8 @@
         <w:t xml:space="preserve">If recurrent cancer is found, surgery can be done at that point (49)</w:t>
       </w:r>
     </w:p>
-    <w:bookmarkEnd w:id="69"/>
-    <w:bookmarkStart w:id="70" w:name="preparing-for-preoperative-therapy-2"/>
+    <w:bookmarkEnd w:id="58"/>
+    <w:bookmarkStart w:id="59" w:name="preparing-for-preoperative-therapy-2"/>
     <w:p>
       <w:pPr>
         <w:pStyle w:val="Heading2"/>
@@ -1308,8 +1308,8 @@
         <w:t xml:space="preserve">Third is to be careful about your dental hygeine. If you need any dental work done, check with your dentist. Keeping your teeth healthy can reduce the risk of infection during therapy. (50)</w:t>
       </w:r>
     </w:p>
-    <w:bookmarkEnd w:id="70"/>
-    <w:bookmarkStart w:id="71" w:name="preparing-for-preoperative-therapy-2-1"/>
+    <w:bookmarkEnd w:id="59"/>
+    <w:bookmarkStart w:id="60" w:name="preparing-for-preoperative-therapy-2-1"/>
     <w:p>
       <w:pPr>
         <w:pStyle w:val="Heading2"/>
@@ -1334,8 +1334,8 @@
         <w:t xml:space="preserve">A central venous port may be needed to help wlith the admnistration of chemotheray. (51)</w:t>
       </w:r>
     </w:p>
-    <w:bookmarkEnd w:id="71"/>
-    <w:bookmarkStart w:id="72" w:name="wrap-up-1"/>
+    <w:bookmarkEnd w:id="60"/>
+    <w:bookmarkStart w:id="61" w:name="wrap-up-1"/>
     <w:p>
       <w:pPr>
         <w:pStyle w:val="Heading2"/>
@@ -1386,7 +1386,7 @@
         <w:t xml:space="preserve">We’re constantly creating new videos, so please subscribe to be notified of new videos when we post them. (51)</w:t>
       </w:r>
     </w:p>
-    <w:bookmarkEnd w:id="72"/>
+    <w:bookmarkEnd w:id="61"/>
     <w:sectPr>
       <w:footnotePr>
         <w:numRestart w:val="eachSect"/>
@@ -1614,10 +1614,10 @@
   <w:docDefaults>
     <w:rPrDefault>
       <w:rPr>
-        <w:rFonts w:asciiTheme="minorHAnsi" w:cstheme="minorBidi" w:eastAsiaTheme="minorHAnsi" w:hAnsiTheme="minorHAnsi"/>
+        <w:rFonts w:asciiTheme="minorHAnsi" w:cstheme="minorBidi" w:eastAsiaTheme="minorEastAsia" w:hAnsiTheme="minorHAnsi"/>
         <w:sz w:val="24"/>
         <w:szCs w:val="24"/>
-        <w:lang w:bidi="ar-SA" w:eastAsia="en-US" w:val="en-US"/>
+        <w:lang w:bidi="ar-SA" w:eastAsia="zh-CN" w:val="en-US"/>
       </w:rPr>
     </w:rPrDefault>
     <w:pPrDefault>
@@ -2158,13 +2158,6 @@
       </w:tblCellMar>
     </w:tblPr>
     <w:tblStylePr w:type="firstRow">
-      <w:tblPr>
-        <w:jc w:val="left"/>
-        <w:tblInd w:type="dxa" w:w="0"/>
-      </w:tblPr>
-      <w:trPr>
-        <w:jc w:val="left"/>
-      </w:trPr>
       <w:tcPr>
         <w:tcBorders>
           <w:bottom w:val="single"/>
